--- a/Lunar_Lander_doc.docx
+++ b/Lunar_Lander_doc.docx
@@ -1076,6 +1076,70 @@
     </w:p>
     <w:p>
       <w:pPr>
+        <w:spacing w:after="353"/>
+        <w:ind w:left="15" w:right="4"/>
+        <w:rPr>
+          <w:rFonts w:asciiTheme="majorBidi" w:hAnsiTheme="majorBidi" w:cstheme="majorBidi"/>
+        </w:rPr>
+      </w:pPr>
+      <w:r>
+        <w:rPr>
+          <w:rFonts w:asciiTheme="majorBidi" w:hAnsiTheme="majorBidi" w:cstheme="majorBidi"/>
+        </w:rPr>
+        <w:t>Environment shape:</w:t>
+      </w:r>
+    </w:p>
+    <w:p>
+      <w:pPr>
+        <w:spacing w:after="353"/>
+        <w:ind w:left="15" w:right="4"/>
+        <w:rPr>
+          <w:rFonts w:asciiTheme="majorBidi" w:hAnsiTheme="majorBidi" w:cstheme="majorBidi"/>
+        </w:rPr>
+      </w:pPr>
+      <w:r>
+        <w:rPr>
+          <w:rFonts w:asciiTheme="majorBidi" w:hAnsiTheme="majorBidi" w:cstheme="majorBidi"/>
+        </w:rPr>
+        <w:drawing>
+          <wp:inline distT="0" distB="0" distL="0" distR="0" wp14:anchorId="0E351081" wp14:editId="7BFD5FEA">
+            <wp:extent cx="5943600" cy="2980055"/>
+            <wp:effectExtent l="0" t="0" r="0" b="0"/>
+            <wp:docPr id="750989982" name="Picture 1" descr="A video game with a purple box and yellow flags&#10;&#10;Description automatically generated"/>
+            <wp:cNvGraphicFramePr>
+              <a:graphicFrameLocks xmlns:a="http://schemas.openxmlformats.org/drawingml/2006/main" noChangeAspect="1"/>
+            </wp:cNvGraphicFramePr>
+            <a:graphic xmlns:a="http://schemas.openxmlformats.org/drawingml/2006/main">
+              <a:graphicData uri="http://schemas.openxmlformats.org/drawingml/2006/picture">
+                <pic:pic xmlns:pic="http://schemas.openxmlformats.org/drawingml/2006/picture">
+                  <pic:nvPicPr>
+                    <pic:cNvPr id="750989982" name="Picture 1" descr="A video game with a purple box and yellow flags&#10;&#10;Description automatically generated"/>
+                    <pic:cNvPicPr/>
+                  </pic:nvPicPr>
+                  <pic:blipFill>
+                    <a:blip r:embed="rId8"/>
+                    <a:stretch>
+                      <a:fillRect/>
+                    </a:stretch>
+                  </pic:blipFill>
+                  <pic:spPr>
+                    <a:xfrm>
+                      <a:off x="0" y="0"/>
+                      <a:ext cx="5943600" cy="2980055"/>
+                    </a:xfrm>
+                    <a:prstGeom prst="rect">
+                      <a:avLst/>
+                    </a:prstGeom>
+                  </pic:spPr>
+                </pic:pic>
+              </a:graphicData>
+            </a:graphic>
+          </wp:inline>
+        </w:drawing>
+      </w:r>
+    </w:p>
+    <w:p>
+      <w:pPr>
         <w:pStyle w:val="Heading1"/>
         <w:spacing w:after="143"/>
         <w:ind w:left="19"/>
@@ -1198,18 +1262,8 @@
           <w:sz w:val="26"/>
           <w:szCs w:val="26"/>
         </w:rPr>
-        <w:t xml:space="preserve">Hidden layer 1: 128 neurons with </w:t>
-      </w:r>
-      <w:proofErr w:type="spellStart"/>
-      <w:r>
-        <w:rPr>
-          <w:rFonts w:asciiTheme="majorBidi" w:hAnsiTheme="majorBidi" w:cstheme="majorBidi"/>
-          <w:sz w:val="26"/>
-          <w:szCs w:val="26"/>
-        </w:rPr>
-        <w:t>ReLU</w:t>
-      </w:r>
-      <w:proofErr w:type="spellEnd"/>
+        <w:t>Hidden layer 1: 128 neurons with ReLU</w:t>
+      </w:r>
       <w:r>
         <w:rPr>
           <w:rFonts w:asciiTheme="majorBidi" w:hAnsiTheme="majorBidi" w:cstheme="majorBidi" w:hint="cs"/>
@@ -1268,23 +1322,13 @@
         </w:rPr>
         <w:t xml:space="preserve"> </w:t>
       </w:r>
-      <w:proofErr w:type="spellStart"/>
       <w:r>
         <w:rPr>
           <w:rFonts w:asciiTheme="majorBidi" w:hAnsiTheme="majorBidi" w:cstheme="majorBidi"/>
           <w:sz w:val="26"/>
           <w:szCs w:val="26"/>
         </w:rPr>
-        <w:t>ReLU</w:t>
-      </w:r>
-      <w:proofErr w:type="spellEnd"/>
-      <w:r>
-        <w:rPr>
-          <w:rFonts w:asciiTheme="majorBidi" w:hAnsiTheme="majorBidi" w:cstheme="majorBidi"/>
-          <w:sz w:val="26"/>
-          <w:szCs w:val="26"/>
-        </w:rPr>
-        <w:t xml:space="preserve"> activation</w:t>
+        <w:t>ReLU activation</w:t>
       </w:r>
       <w:r>
         <w:rPr>
@@ -1417,6 +1461,7 @@
           <w:b/>
           <w:bCs/>
         </w:rPr>
+        <w:lastRenderedPageBreak/>
         <w:t>Target Network:</w:t>
       </w:r>
       <w:r>
@@ -1501,7 +1546,7 @@
                     <pic:cNvPicPr/>
                   </pic:nvPicPr>
                   <pic:blipFill>
-                    <a:blip r:embed="rId8"/>
+                    <a:blip r:embed="rId9"/>
                     <a:stretch>
                       <a:fillRect/>
                     </a:stretch>
@@ -1525,25 +1570,7 @@
     <w:p>
       <w:pPr>
         <w:spacing w:after="215" w:line="240" w:lineRule="auto"/>
-        <w:ind w:right="4"/>
-        <w:rPr>
-          <w:rFonts w:asciiTheme="majorBidi" w:hAnsiTheme="majorBidi" w:cstheme="majorBidi"/>
-        </w:rPr>
-      </w:pPr>
-    </w:p>
-    <w:p>
-      <w:pPr>
-        <w:spacing w:after="215" w:line="240" w:lineRule="auto"/>
-        <w:ind w:right="4"/>
-        <w:rPr>
-          <w:rFonts w:asciiTheme="majorBidi" w:hAnsiTheme="majorBidi" w:cstheme="majorBidi"/>
-        </w:rPr>
-      </w:pPr>
-    </w:p>
-    <w:p>
-      <w:pPr>
-        <w:spacing w:after="215" w:line="240" w:lineRule="auto"/>
-        <w:ind w:right="4"/>
+        <w:ind w:left="0" w:right="4" w:firstLine="0"/>
         <w:rPr>
           <w:rFonts w:asciiTheme="majorBidi" w:hAnsiTheme="majorBidi" w:cstheme="majorBidi"/>
         </w:rPr>
@@ -1581,8 +1608,8 @@
       <w:r>
         <w:rPr>
           <w:rFonts w:asciiTheme="majorBidi" w:hAnsiTheme="majorBidi" w:cstheme="majorBidi"/>
-        </w:rPr>
-        <w:lastRenderedPageBreak/>
+          <w:noProof/>
+        </w:rPr>
         <w:drawing>
           <wp:anchor distT="0" distB="0" distL="114300" distR="114300" simplePos="0" relativeHeight="251659264" behindDoc="0" locked="0" layoutInCell="1" allowOverlap="1" wp14:anchorId="631E7FA8" wp14:editId="271CF966">
             <wp:simplePos x="0" y="0"/>
@@ -1607,7 +1634,7 @@
                     <pic:cNvPicPr/>
                   </pic:nvPicPr>
                   <pic:blipFill>
-                    <a:blip r:embed="rId9">
+                    <a:blip r:embed="rId10">
                       <a:extLst>
                         <a:ext uri="{28A0092B-C50C-407E-A947-70E740481C1C}">
                           <a14:useLocalDpi xmlns:a14="http://schemas.microsoft.com/office/drawing/2010/main" val="0"/>
@@ -1696,21 +1723,7 @@
         <w:rPr>
           <w:rFonts w:asciiTheme="majorBidi" w:hAnsiTheme="majorBidi" w:cstheme="majorBidi"/>
         </w:rPr>
-        <w:t xml:space="preserve">Reward shaping is implemented to provide denser feedback signals to the agent, helping it </w:t>
-      </w:r>
-      <w:proofErr w:type="gramStart"/>
-      <w:r>
-        <w:rPr>
-          <w:rFonts w:asciiTheme="majorBidi" w:hAnsiTheme="majorBidi" w:cstheme="majorBidi"/>
-        </w:rPr>
-        <w:t>learn</w:t>
-      </w:r>
-      <w:proofErr w:type="gramEnd"/>
-      <w:r>
-        <w:rPr>
-          <w:rFonts w:asciiTheme="majorBidi" w:hAnsiTheme="majorBidi" w:cstheme="majorBidi"/>
-        </w:rPr>
-        <w:t xml:space="preserve"> more efficiently. The shaped reward modifies the environment reward to encourage desired behaviors:</w:t>
+        <w:t>Reward shaping is implemented to provide denser feedback signals to the agent, helping it learn more efficiently. The shaped reward modifies the environment reward to encourage desired behaviors:</w:t>
       </w:r>
     </w:p>
     <w:p>
@@ -1725,6 +1738,7 @@
       <w:r>
         <w:rPr>
           <w:rFonts w:asciiTheme="majorBidi" w:hAnsiTheme="majorBidi" w:cstheme="majorBidi"/>
+          <w:noProof/>
         </w:rPr>
         <w:drawing>
           <wp:inline distT="0" distB="0" distL="0" distR="0" wp14:anchorId="271735E0" wp14:editId="6441D303">
@@ -1742,7 +1756,7 @@
                     <pic:cNvPicPr/>
                   </pic:nvPicPr>
                   <pic:blipFill>
-                    <a:blip r:embed="rId10"/>
+                    <a:blip r:embed="rId11"/>
                     <a:stretch>
                       <a:fillRect/>
                     </a:stretch>
@@ -1782,6 +1796,7 @@
           <w:color w:val="auto"/>
           <w:sz w:val="28"/>
         </w:rPr>
+        <w:lastRenderedPageBreak/>
         <w:t>Reward Shaping Components:</w:t>
       </w:r>
     </w:p>
@@ -1808,17 +1823,7 @@
           <w:sz w:val="26"/>
           <w:szCs w:val="26"/>
         </w:rPr>
-        <w:t>Centring</w:t>
-      </w:r>
-      <w:r>
-        <w:rPr>
-          <w:rFonts w:asciiTheme="majorBidi" w:hAnsiTheme="majorBidi" w:cstheme="majorBidi"/>
-          <w:b/>
-          <w:bCs/>
-          <w:sz w:val="26"/>
-          <w:szCs w:val="26"/>
-        </w:rPr>
-        <w:t xml:space="preserve"> Bonus:</w:t>
+        <w:t>Centring Bonus:</w:t>
       </w:r>
       <w:r>
         <w:rPr>
@@ -2504,16 +2509,15 @@
           <w:kern w:val="0"/>
           <w14:ligatures w14:val="none"/>
         </w:rPr>
-        <w:t xml:space="preserve">After completing all episodes, the environment is closed, and the final training </w:t>
-      </w:r>
-      <w:proofErr w:type="gramStart"/>
+        <w:t xml:space="preserve">After completing all episodes, the environment is closed, and the final training results </w:t>
+      </w:r>
       <w:r>
         <w:rPr>
           <w:rFonts w:ascii="Times New Roman" w:eastAsia="Times New Roman" w:hAnsi="Times New Roman" w:cs="Times New Roman"/>
           <w:kern w:val="0"/>
           <w14:ligatures w14:val="none"/>
         </w:rPr>
-        <w:t xml:space="preserve">results </w:t>
+        <w:t xml:space="preserve"> </w:t>
       </w:r>
       <w:r>
         <w:rPr>
@@ -2521,24 +2525,7 @@
           <w:kern w:val="0"/>
           <w14:ligatures w14:val="none"/>
         </w:rPr>
-        <w:t xml:space="preserve"> </w:t>
-      </w:r>
-      <w:r>
-        <w:rPr>
-          <w:rFonts w:ascii="Times New Roman" w:eastAsia="Times New Roman" w:hAnsi="Times New Roman" w:cs="Times New Roman"/>
-          <w:kern w:val="0"/>
-          <w14:ligatures w14:val="none"/>
-        </w:rPr>
-        <w:t>(</w:t>
-      </w:r>
-      <w:proofErr w:type="gramEnd"/>
-      <w:r>
-        <w:rPr>
-          <w:rFonts w:ascii="Times New Roman" w:eastAsia="Times New Roman" w:hAnsi="Times New Roman" w:cs="Times New Roman"/>
-          <w:kern w:val="0"/>
-          <w14:ligatures w14:val="none"/>
-        </w:rPr>
-        <w:t>scores) are plotted.</w:t>
+        <w:t>(scores) are plotted.</w:t>
       </w:r>
     </w:p>
     <w:p>
@@ -2552,6 +2539,15 @@
     </w:p>
     <w:p>
       <w:pPr>
+        <w:spacing w:after="357"/>
+        <w:ind w:right="4"/>
+        <w:rPr>
+          <w:rFonts w:asciiTheme="majorBidi" w:hAnsiTheme="majorBidi" w:cstheme="majorBidi"/>
+        </w:rPr>
+      </w:pPr>
+    </w:p>
+    <w:p>
+      <w:pPr>
         <w:pStyle w:val="Heading1"/>
         <w:ind w:left="19"/>
         <w:rPr>
@@ -2566,6 +2562,7 @@
           <w:b/>
           <w:bCs/>
         </w:rPr>
+        <w:lastRenderedPageBreak/>
         <w:t>4</w:t>
       </w:r>
       <w:r>
@@ -2762,7 +2759,6 @@
           <w:b/>
           <w:bCs/>
         </w:rPr>
-        <w:lastRenderedPageBreak/>
         <w:t>Results and Discussion</w:t>
       </w:r>
     </w:p>
@@ -2812,7 +2808,7 @@
                     <pic:cNvPicPr/>
                   </pic:nvPicPr>
                   <pic:blipFill>
-                    <a:blip r:embed="rId11">
+                    <a:blip r:embed="rId12">
                       <a:extLst>
                         <a:ext uri="{28A0092B-C50C-407E-A947-70E740481C1C}">
                           <a14:useLocalDpi xmlns:a14="http://schemas.microsoft.com/office/drawing/2010/main" val="0"/>
@@ -2846,14 +2842,8 @@
         </w:rPr>
         <w:t>PyTorch training results &amp; Evaluation:</w:t>
       </w:r>
-    </w:p>
-    <w:p>
-      <w:pPr>
-        <w:ind w:left="0" w:firstLine="0"/>
-      </w:pPr>
-      <w:r>
-        <w:rPr>
-          <w:rFonts w:asciiTheme="majorBidi" w:hAnsiTheme="majorBidi" w:cstheme="majorBidi"/>
+      <w:r>
+        <w:rPr>
           <w:noProof/>
         </w:rPr>
         <w:drawing>
@@ -2880,7 +2870,7 @@
                     <pic:cNvPicPr/>
                   </pic:nvPicPr>
                   <pic:blipFill>
-                    <a:blip r:embed="rId12">
+                    <a:blip r:embed="rId13">
                       <a:extLst>
                         <a:ext uri="{28A0092B-C50C-407E-A947-70E740481C1C}">
                           <a14:useLocalDpi xmlns:a14="http://schemas.microsoft.com/office/drawing/2010/main" val="0"/>
@@ -2907,29 +2897,11 @@
         </w:drawing>
       </w:r>
     </w:p>
-    <w:p>
-      <w:r>
-        <w:t xml:space="preserve"> </w:t>
-      </w:r>
-    </w:p>
-    <w:p/>
-    <w:p>
-      <w:pPr>
-        <w:pStyle w:val="Heading1"/>
-        <w:ind w:left="19"/>
-        <w:rPr>
-          <w:rFonts w:asciiTheme="majorBidi" w:hAnsiTheme="majorBidi" w:cstheme="majorBidi"/>
-        </w:rPr>
-      </w:pPr>
-    </w:p>
     <w:p/>
     <w:p/>
     <w:p/>
     <w:p/>
     <w:p/>
-    <w:p/>
-    <w:p/>
-    <w:p/>
     <w:p>
       <w:pPr>
         <w:pStyle w:val="ListParagraph"/>
@@ -2946,6 +2918,7 @@
       <w:r>
         <w:rPr>
           <w:rFonts w:asciiTheme="majorBidi" w:hAnsiTheme="majorBidi" w:cstheme="majorBidi"/>
+          <w:noProof/>
           <w:sz w:val="28"/>
           <w:szCs w:val="28"/>
         </w:rPr>
@@ -2974,7 +2947,7 @@
                     <pic:cNvPicPr/>
                   </pic:nvPicPr>
                   <pic:blipFill>
-                    <a:blip r:embed="rId13">
+                    <a:blip r:embed="rId14">
                       <a:extLst>
                         <a:ext uri="{28A0092B-C50C-407E-A947-70E740481C1C}">
                           <a14:useLocalDpi xmlns:a14="http://schemas.microsoft.com/office/drawing/2010/main" val="0"/>
@@ -3006,41 +2979,32 @@
           <w:sz w:val="28"/>
           <w:szCs w:val="28"/>
         </w:rPr>
-        <w:t xml:space="preserve">TensorFlow training results &amp; </w:t>
-      </w:r>
-      <w:proofErr w:type="gramStart"/>
-      <w:r>
+        <w:t>TensorFlow training results &amp; Evaluation :</w:t>
+      </w:r>
+    </w:p>
+    <w:p>
+      <w:pPr>
         <w:rPr>
           <w:rFonts w:asciiTheme="majorBidi" w:hAnsiTheme="majorBidi" w:cstheme="majorBidi"/>
           <w:sz w:val="28"/>
           <w:szCs w:val="28"/>
         </w:rPr>
-        <w:t>Evaluation :</w:t>
-      </w:r>
-      <w:proofErr w:type="gramEnd"/>
-    </w:p>
-    <w:p>
-      <w:pPr>
+      </w:pPr>
+    </w:p>
+    <w:p>
+      <w:pPr>
+        <w:pStyle w:val="ListParagraph"/>
+        <w:ind w:left="883"/>
         <w:rPr>
           <w:rFonts w:asciiTheme="majorBidi" w:hAnsiTheme="majorBidi" w:cstheme="majorBidi"/>
           <w:sz w:val="28"/>
           <w:szCs w:val="28"/>
         </w:rPr>
       </w:pPr>
-    </w:p>
-    <w:p>
-      <w:pPr>
-        <w:pStyle w:val="ListParagraph"/>
-        <w:ind w:left="883"/>
-        <w:rPr>
-          <w:rFonts w:asciiTheme="majorBidi" w:hAnsiTheme="majorBidi" w:cstheme="majorBidi"/>
-          <w:sz w:val="28"/>
-          <w:szCs w:val="28"/>
-        </w:rPr>
-      </w:pPr>
-      <w:r>
-        <w:rPr>
-          <w:rFonts w:asciiTheme="majorBidi" w:hAnsiTheme="majorBidi" w:cstheme="majorBidi"/>
+      <w:r>
+        <w:rPr>
+          <w:rFonts w:asciiTheme="majorBidi" w:hAnsiTheme="majorBidi" w:cstheme="majorBidi"/>
+          <w:noProof/>
           <w:sz w:val="28"/>
           <w:szCs w:val="28"/>
         </w:rPr>
@@ -3060,7 +3024,7 @@
                     <pic:cNvPicPr/>
                   </pic:nvPicPr>
                   <pic:blipFill>
-                    <a:blip r:embed="rId14"/>
+                    <a:blip r:embed="rId15"/>
                     <a:stretch>
                       <a:fillRect/>
                     </a:stretch>
@@ -3108,7 +3072,7 @@
           <w:bCs/>
         </w:rPr>
         <w:lastRenderedPageBreak/>
-        <w:t>6</w:t>
+        <w:t>6.</w:t>
       </w:r>
       <w:r>
         <w:rPr>
@@ -3116,7 +3080,7 @@
           <w:b/>
           <w:bCs/>
         </w:rPr>
-        <w:t>.</w:t>
+        <w:t xml:space="preserve"> </w:t>
       </w:r>
       <w:r>
         <w:rPr>
@@ -3124,14 +3088,6 @@
           <w:b/>
           <w:bCs/>
         </w:rPr>
-        <w:t xml:space="preserve"> </w:t>
-      </w:r>
-      <w:r>
-        <w:rPr>
-          <w:rFonts w:asciiTheme="majorBidi" w:hAnsiTheme="majorBidi" w:cstheme="majorBidi"/>
-          <w:b/>
-          <w:bCs/>
-        </w:rPr>
         <w:t>Conclusion</w:t>
       </w:r>
     </w:p>
@@ -3191,25 +3147,7 @@
           <w:sz w:val="28"/>
           <w:szCs w:val="28"/>
         </w:rPr>
-        <w:t xml:space="preserve"> task. Future improvements could </w:t>
-      </w:r>
-      <w:proofErr w:type="gramStart"/>
-      <w:r>
-        <w:rPr>
-          <w:rFonts w:asciiTheme="majorBidi" w:hAnsiTheme="majorBidi" w:cstheme="majorBidi"/>
-          <w:sz w:val="28"/>
-          <w:szCs w:val="28"/>
-        </w:rPr>
-        <w:t>explore Dueling</w:t>
-      </w:r>
-      <w:proofErr w:type="gramEnd"/>
-      <w:r>
-        <w:rPr>
-          <w:rFonts w:asciiTheme="majorBidi" w:hAnsiTheme="majorBidi" w:cstheme="majorBidi"/>
-          <w:sz w:val="28"/>
-          <w:szCs w:val="28"/>
-        </w:rPr>
-        <w:t xml:space="preserve"> DQN, or Prioritized Experience Replay for further gains.</w:t>
+        <w:t xml:space="preserve"> task. Future improvements could explore Dueling DQN, or Prioritized Experience Replay for further gains.</w:t>
       </w:r>
     </w:p>
     <w:sectPr>
@@ -3277,7 +3215,7 @@
     <mc:AlternateContent>
       <mc:Choice Requires="v">
         <w:pict>
-          <v:shapetype w14:anchorId="7EA9613A" id="_x0000_t75" coordsize="21600,21600" o:spt="75" o:preferrelative="t" path="m@4@5l@4@11@9@11@9@5xe" filled="f" stroked="f">
+          <v:shapetype w14:anchorId="7A819450" id="_x0000_t75" coordsize="21600,21600" o:spt="75" o:preferrelative="t" path="m@4@5l@4@11@9@11@9@5xe" filled="f" stroked="f">
             <v:stroke joinstyle="miter"/>
             <v:formulas>
               <v:f eqn="if lineDrawn pixelLineWidth 0"/>
@@ -3296,7 +3234,7 @@
             <v:path o:extrusionok="f" gradientshapeok="t" o:connecttype="rect"/>
             <o:lock v:ext="edit" aspectratio="t"/>
           </v:shapetype>
-          <v:shape id="Picture 1871667792" o:spid="_x0000_i1025" type="#_x0000_t75" style="width:6pt;height:6pt;visibility:visible;mso-wrap-style:square" filled="t">
+          <v:shape id="Picture 549280379" o:spid="_x0000_i1025" type="#_x0000_t75" style="width:6pt;height:6pt;visibility:visible;mso-wrap-style:square" filled="t">
             <v:imagedata r:id="rId1" o:title=""/>
             <o:lock v:ext="edit" aspectratio="f"/>
           </v:shape>
@@ -3304,10 +3242,10 @@
       </mc:Choice>
       <mc:Fallback>
         <w:drawing>
-          <wp:inline distT="0" distB="0" distL="0" distR="0" wp14:anchorId="4B2BAAD3" wp14:editId="65453A44">
+          <wp:inline distT="0" distB="0" distL="0" distR="0" wp14:anchorId="221CD791" wp14:editId="478697EA">
             <wp:extent cx="76200" cy="76200"/>
             <wp:effectExtent l="0" t="0" r="0" b="0"/>
-            <wp:docPr id="1871667792" name="Picture 1871667792"/>
+            <wp:docPr id="549280379" name="Picture 549280379"/>
             <wp:cNvGraphicFramePr>
               <a:graphicFrameLocks xmlns:a="http://schemas.openxmlformats.org/drawingml/2006/main"/>
             </wp:cNvGraphicFramePr>
@@ -3360,7 +3298,7 @@
     <mc:AlternateContent>
       <mc:Choice Requires="v">
         <w:pict>
-          <v:shape w14:anchorId="0339F46C" id="Picture 1190424803" o:spid="_x0000_i1025" type="#_x0000_t75" style="width:6pt;height:6pt;visibility:visible;mso-wrap-style:square" filled="t">
+          <v:shape w14:anchorId="4A637777" id="Picture 2106915018" o:spid="_x0000_i1025" type="#_x0000_t75" style="width:6pt;height:6pt;visibility:visible;mso-wrap-style:square" filled="t">
             <v:imagedata r:id="rId3" o:title=""/>
             <o:lock v:ext="edit" aspectratio="f"/>
           </v:shape>
@@ -3368,10 +3306,10 @@
       </mc:Choice>
       <mc:Fallback>
         <w:drawing>
-          <wp:inline distT="0" distB="0" distL="0" distR="0" wp14:anchorId="2BD925D6" wp14:editId="448D4222">
+          <wp:inline distT="0" distB="0" distL="0" distR="0" wp14:anchorId="117EB55E" wp14:editId="450083F5">
             <wp:extent cx="76200" cy="76200"/>
             <wp:effectExtent l="0" t="0" r="0" b="0"/>
-            <wp:docPr id="1190424803" name="Picture 1190424803"/>
+            <wp:docPr id="2106915018" name="Picture 2106915018"/>
             <wp:cNvGraphicFramePr>
               <a:graphicFrameLocks xmlns:a="http://schemas.openxmlformats.org/drawingml/2006/main"/>
             </wp:cNvGraphicFramePr>
@@ -3424,7 +3362,7 @@
     <mc:AlternateContent>
       <mc:Choice Requires="v">
         <w:pict>
-          <v:shape w14:anchorId="6E057950" id="Picture 1376911437" o:spid="_x0000_i1025" type="#_x0000_t75" style="width:6pt;height:6pt;visibility:visible;mso-wrap-style:square" filled="t">
+          <v:shape w14:anchorId="21A86B2E" id="Picture 878647945" o:spid="_x0000_i1025" type="#_x0000_t75" style="width:6pt;height:6pt;visibility:visible;mso-wrap-style:square" filled="t">
             <v:imagedata r:id="rId5" o:title=""/>
             <o:lock v:ext="edit" aspectratio="f"/>
           </v:shape>
@@ -3432,10 +3370,10 @@
       </mc:Choice>
       <mc:Fallback>
         <w:drawing>
-          <wp:inline distT="0" distB="0" distL="0" distR="0" wp14:anchorId="7A2EDF73" wp14:editId="733F3B75">
+          <wp:inline distT="0" distB="0" distL="0" distR="0" wp14:anchorId="3FD3194F" wp14:editId="207EB43B">
             <wp:extent cx="76200" cy="76200"/>
             <wp:effectExtent l="0" t="0" r="0" b="0"/>
-            <wp:docPr id="1376911437" name="Picture 1376911437"/>
+            <wp:docPr id="878647945" name="Picture 878647945"/>
             <wp:cNvGraphicFramePr>
               <a:graphicFrameLocks xmlns:a="http://schemas.openxmlformats.org/drawingml/2006/main"/>
             </wp:cNvGraphicFramePr>
